--- a/wbe-review/WBE_Review_Table_Design_Brief.docx
+++ b/wbe-review/WBE_Review_Table_Design_Brief.docx
@@ -2,7 +2,7 @@
 <file path=word/document.xml><?xml version="1.0" encoding="utf-8"?>
 <w:document xmlns:w="http://schemas.openxmlformats.org/wordprocessingml/2006/main" xmlns:m="http://schemas.openxmlformats.org/officeDocument/2006/math" xmlns:r="http://schemas.openxmlformats.org/officeDocument/2006/relationships" xmlns:o="urn:schemas-microsoft-com:office:office" xmlns:v="urn:schemas-microsoft-com:vml" xmlns:w10="urn:schemas-microsoft-com:office:word" xmlns:a="http://schemas.openxmlformats.org/drawingml/2006/main" xmlns:pic="http://schemas.openxmlformats.org/drawingml/2006/picture" xmlns:wp="http://schemas.openxmlformats.org/drawingml/2006/wordprocessingDrawing">
   <w:body>
-    <w:bookmarkStart w:id="24" w:name="X734e99a20165761e0599e61e536e35c4501adbe"/>
+    <w:bookmarkStart w:id="25" w:name="X734e99a20165761e0599e61e536e35c4501adbe"/>
     <w:p>
       <w:pPr>
         <w:pStyle w:val="Heading1"/>
@@ -912,13 +912,13 @@
       </w:r>
     </w:p>
     <w:bookmarkEnd w:id="22"/>
-    <w:bookmarkStart w:id="23" w:name="summary-of-changes-made-this-round"/>
+    <w:bookmarkStart w:id="23" w:name="summary-of-changes-made-in-phase-3c"/>
     <w:p>
       <w:pPr>
         <w:pStyle w:val="Heading2"/>
       </w:pPr>
       <w:r>
-        <w:t xml:space="preserve">Summary of changes made this round</w:t>
+        <w:t xml:space="preserve">Summary of changes made in Phase 3C</w:t>
       </w:r>
     </w:p>
     <w:p>
@@ -960,7 +960,283 @@
       </w:r>
     </w:p>
     <w:bookmarkEnd w:id="23"/>
+    <w:bookmarkStart w:id="24" w:name="Xeaf8903b8fdd118c7a54dbbccb180634845dc1f"/>
+    <w:p>
+      <w:pPr>
+        <w:pStyle w:val="Heading2"/>
+      </w:pPr>
+      <w:r>
+        <w:t xml:space="preserve">Addendum — post-Phase 3C non-evidence work (2026-07-19)</w:t>
+      </w:r>
+    </w:p>
+    <w:p>
+      <w:pPr>
+        <w:pStyle w:val="FirstParagraph"/>
+      </w:pPr>
+      <w:r>
+        <w:t xml:space="preserve">Two further, purely presentational additions this round, per</w:t>
+      </w:r>
+      <w:r>
+        <w:t xml:space="preserve"> </w:t>
+      </w:r>
+      <w:r>
+        <w:rPr>
+          <w:rStyle w:val="VerbatimChar"/>
+        </w:rPr>
+        <w:t xml:space="preserve">WBE_Review_Table_Format_Standard.md</w:t>
+      </w:r>
+      <w:r>
+        <w:t xml:space="preserve"> </w:t>
+      </w:r>
+      <w:r>
+        <w:t xml:space="preserve">(new this round, defining the full formatting standard both tables now follow):</w:t>
+      </w:r>
+    </w:p>
+    <w:p>
+      <w:pPr>
+        <w:numPr>
+          <w:ilvl w:val="0"/>
+          <w:numId w:val="1004"/>
+        </w:numPr>
+        <w:pStyle w:val="Compact"/>
+      </w:pPr>
+      <w:r>
+        <w:rPr>
+          <w:bCs/>
+          <w:b/>
+        </w:rPr>
+        <w:t xml:space="preserve">Table 2</w:t>
+      </w:r>
+      <w:r>
+        <w:t xml:space="preserve">: an italic footnote was added immediately below the table, naming the</w:t>
+      </w:r>
+      <w:r>
+        <w:t xml:space="preserve"> </w:t>
+      </w:r>
+      <w:r>
+        <w:t xml:space="preserve">“</w:t>
+      </w:r>
+      <w:r>
+        <w:t xml:space="preserve">Residual/introduced uncertainty</w:t>
+      </w:r>
+      <w:r>
+        <w:t xml:space="preserve">”</w:t>
+      </w:r>
+      <w:r>
+        <w:t xml:space="preserve"> </w:t>
+      </w:r>
+      <w:r>
+        <w:t xml:space="preserve">column specifically and stating that its performance/cross-scenario content (e.g.,</w:t>
+      </w:r>
+      <w:r>
+        <w:t xml:space="preserve"> </w:t>
+      </w:r>
+      <w:r>
+        <w:t xml:space="preserve">“</w:t>
+      </w:r>
+      <w:r>
+        <w:t xml:space="preserve">unreliable under high inflow/infiltration,</w:t>
+      </w:r>
+      <w:r>
+        <w:t xml:space="preserve">”</w:t>
+      </w:r>
+      <w:r>
+        <w:t xml:space="preserve"> </w:t>
+      </w:r>
+      <w:r>
+        <w:t xml:space="preserve">“</w:t>
+      </w:r>
+      <w:r>
+        <w:t xml:space="preserve">fails outright when fate is mismatched</w:t>
+      </w:r>
+      <w:r>
+        <w:t xml:space="preserve">”</w:t>
+      </w:r>
+      <w:r>
+        <w:t xml:space="preserve">) is pending full-text evidence verification.</w:t>
+      </w:r>
+      <w:r>
+        <w:t xml:space="preserve"> </w:t>
+      </w:r>
+      <w:r>
+        <w:rPr>
+          <w:bCs/>
+          <w:b/>
+        </w:rPr>
+        <w:t xml:space="preserve">Note on a fix made during drafting:</w:t>
+      </w:r>
+      <w:r>
+        <w:t xml:space="preserve"> </w:t>
+      </w:r>
+      <w:r>
+        <w:t xml:space="preserve">the footnote’s first draft also cited</w:t>
+      </w:r>
+      <w:r>
+        <w:t xml:space="preserve"> </w:t>
+      </w:r>
+      <w:r>
+        <w:rPr>
+          <w:rStyle w:val="VerbatimChar"/>
+        </w:rPr>
+        <w:t xml:space="preserve">WBE_Review_Critical_Claim_Verification_Queue.csv</w:t>
+      </w:r>
+      <w:r>
+        <w:t xml:space="preserve"> </w:t>
+      </w:r>
+      <w:r>
+        <w:t xml:space="preserve">row P4-10 by name inline in the manuscript; this was caught and removed before finalizing, since a filename/internal-tracking-ID citation inside the submission manuscript body violates this project’s standing Phase 2B discipline against project-management language in the manuscript text. The row mapping (Table 2 ↔ queue row P4-10) is preserved here and in</w:t>
+      </w:r>
+      <w:r>
+        <w:t xml:space="preserve"> </w:t>
+      </w:r>
+      <w:r>
+        <w:rPr>
+          <w:rStyle w:val="VerbatimChar"/>
+        </w:rPr>
+        <w:t xml:space="preserve">WBE_Review_Table_Format_Standard.md</w:t>
+      </w:r>
+      <w:r>
+        <w:t xml:space="preserve"> </w:t>
+      </w:r>
+      <w:r>
+        <w:t xml:space="preserve">instead.</w:t>
+      </w:r>
+    </w:p>
+    <w:p>
+      <w:pPr>
+        <w:numPr>
+          <w:ilvl w:val="0"/>
+          <w:numId w:val="1004"/>
+        </w:numPr>
+        <w:pStyle w:val="Compact"/>
+      </w:pPr>
+      <w:r>
+        <w:rPr>
+          <w:bCs/>
+          <w:b/>
+        </w:rPr>
+        <w:t xml:space="preserve">Table 3</w:t>
+      </w:r>
+      <w:r>
+        <w:t xml:space="preserve">: an italic footnote was added below the table, naming the</w:t>
+      </w:r>
+      <w:r>
+        <w:t xml:space="preserve"> </w:t>
+      </w:r>
+      <w:r>
+        <w:t xml:space="preserve">“</w:t>
+      </w:r>
+      <w:r>
+        <w:t xml:space="preserve">Dominant uncertainty,</w:t>
+      </w:r>
+      <w:r>
+        <w:t xml:space="preserve">”</w:t>
+      </w:r>
+      <w:r>
+        <w:t xml:space="preserve"> </w:t>
+      </w:r>
+      <w:r>
+        <w:t xml:space="preserve">“</w:t>
+      </w:r>
+      <w:r>
+        <w:t xml:space="preserve">Minimum validation,</w:t>
+      </w:r>
+      <w:r>
+        <w:t xml:space="preserve">”</w:t>
+      </w:r>
+      <w:r>
+        <w:t xml:space="preserve"> </w:t>
+      </w:r>
+      <w:r>
+        <w:t xml:space="preserve">and</w:t>
+      </w:r>
+      <w:r>
+        <w:t xml:space="preserve"> </w:t>
+      </w:r>
+      <w:r>
+        <w:t xml:space="preserve">“</w:t>
+      </w:r>
+      <w:r>
+        <w:t xml:space="preserve">Principal failure mode</w:t>
+      </w:r>
+      <w:r>
+        <w:t xml:space="preserve">”</w:t>
+      </w:r>
+      <w:r>
+        <w:t xml:space="preserve"> </w:t>
+      </w:r>
+      <w:r>
+        <w:t xml:space="preserve">columns, with the same plain-language pending-verification statement and the same internal-citation removal (Table 3 ↔ queue row P5-10, tracked in</w:t>
+      </w:r>
+      <w:r>
+        <w:t xml:space="preserve"> </w:t>
+      </w:r>
+      <w:r>
+        <w:rPr>
+          <w:rStyle w:val="VerbatimChar"/>
+        </w:rPr>
+        <w:t xml:space="preserve">WBE_Review_Table_Format_Standard.md</w:t>
+      </w:r>
+      <w:r>
+        <w:t xml:space="preserve">, not inline).</w:t>
+      </w:r>
+    </w:p>
+    <w:p>
+      <w:pPr>
+        <w:pStyle w:val="FirstParagraph"/>
+      </w:pPr>
+      <w:r>
+        <w:t xml:space="preserve">These footnotes make explicit, at the point a reader encounters the table, exactly what this brief’s</w:t>
+      </w:r>
+      <w:r>
+        <w:t xml:space="preserve"> </w:t>
+      </w:r>
+      <w:r>
+        <w:t xml:space="preserve">“</w:t>
+      </w:r>
+      <w:r>
+        <w:t xml:space="preserve">unverifiable comparatives</w:t>
+      </w:r>
+      <w:r>
+        <w:t xml:space="preserve">”</w:t>
+      </w:r>
+      <w:r>
+        <w:t xml:space="preserve"> </w:t>
+      </w:r>
+      <w:r>
+        <w:t xml:space="preserve">check already established in Phase 3C (no cell uses an unqualified superlative) — that even the</w:t>
+      </w:r>
+      <w:r>
+        <w:t xml:space="preserve"> </w:t>
+      </w:r>
+      <w:r>
+        <w:rPr>
+          <w:iCs/>
+          <w:i/>
+        </w:rPr>
+        <w:t xml:space="preserve">qualified</w:t>
+      </w:r>
+      <w:r>
+        <w:t xml:space="preserve">, conditional statements in these columns are not yet full-text-confirmed. No cell content changed; this is a labeling addition only. See</w:t>
+      </w:r>
+      <w:r>
+        <w:t xml:space="preserve"> </w:t>
+      </w:r>
+      <w:r>
+        <w:rPr>
+          <w:rStyle w:val="VerbatimChar"/>
+        </w:rPr>
+        <w:t xml:space="preserve">WBE_Review_Table_Format_Standard.md</w:t>
+      </w:r>
+      <w:r>
+        <w:t xml:space="preserve"> </w:t>
+      </w:r>
+      <w:r>
+        <w:t xml:space="preserve">for the full formatting rationale, including one deferred cosmetic item (header-casing consistency) intentionally not touched this round.</w:t>
+      </w:r>
+    </w:p>
     <w:bookmarkEnd w:id="24"/>
+    <w:bookmarkEnd w:id="25"/>
     <w:sectPr>
       <w:pgSz w:h="15840" w:w="12240"/>
       <w:pgMar w:bottom="1008" w:left="864" w:right="864" w:top="1008"/>
@@ -1156,6 +1432,9 @@
     <w:abstractNumId w:val="991"/>
   </w:num>
   <w:num w:numId="1003">
+    <w:abstractNumId w:val="991"/>
+  </w:num>
+  <w:num w:numId="1004">
     <w:abstractNumId w:val="991"/>
   </w:num>
 </w:numbering>
